--- a/docs/21_PREGUNTAS_PARA_LA_TUTORIA.docx
+++ b/docs/21_PREGUNTAS_PARA_LA_TUTORIA.docx
@@ -133,7 +133,7 @@
           <w:b w:val="0"/>
           <w:sz w:val="22"/>
         </w:rPr>
-        <w:t>&gt; Regla de la sesión: no se sale sin haber preguntado las cuatro del primer bloque. Lo</w:t>
+        <w:t>&gt; Regla de la sesión: no se sale sin haber preguntado el primer bloque completo. Lo demás</w:t>
       </w:r>
     </w:p>
     <w:p>
@@ -142,7 +142,43 @@
           <w:b w:val="0"/>
           <w:sz w:val="22"/>
         </w:rPr>
-        <w:t>&gt; demás es importante, pero eso es lo que bloquea el trabajo.</w:t>
+        <w:t>&gt; es importante, pero eso es lo que bloquea el trabajo.</w:t>
+      </w:r>
+    </w:p>
+    <w:p>
+      <w:r>
+        <w:rPr>
+          <w:b w:val="0"/>
+          <w:sz w:val="22"/>
+        </w:rPr>
+        <w:t>&gt;</w:t>
+      </w:r>
+    </w:p>
+    <w:p>
+      <w:r>
+        <w:rPr>
+          <w:b w:val="0"/>
+          <w:sz w:val="22"/>
+        </w:rPr>
+        <w:t>&gt; Y no se pregunta lo que ya está respondido: la fecha del E3 es el sábado 3 de octubre a las</w:t>
+      </w:r>
+    </w:p>
+    <w:p>
+      <w:r>
+        <w:rPr>
+          <w:b w:val="0"/>
+          <w:sz w:val="22"/>
+        </w:rPr>
+        <w:t>&gt; 23:59, con hasta 72 horas de tolerancia y 10 puntos porcentuales por día de atraso, y el</w:t>
+      </w:r>
+    </w:p>
+    <w:p>
+      <w:r>
+        <w:rPr>
+          <w:b w:val="0"/>
+          <w:sz w:val="22"/>
+        </w:rPr>
+        <w:t>&gt; cuestionario Q3 vence el mismo día sin tolerancia.</w:t>
       </w:r>
     </w:p>
     <w:p>
@@ -160,7 +196,7 @@
         <w:pStyle w:val="Heading1"/>
       </w:pPr>
       <w:r>
-        <w:t>Bloque 1 · Las observaciones que quedaron pendientes (lo primero)</w:t>
+        <w:t>Bloque 1 · Lo que bloquea el trabajo</w:t>
       </w:r>
     </w:p>
     <w:p>
@@ -211,7 +247,7 @@
           <w:b w:val="0"/>
           <w:sz w:val="22"/>
         </w:rPr>
-        <w:t>la maqueta física: depósito, los cinco sensores y el módulo publicando. ¿Le parece que con eso</w:t>
+        <w:t>la maqueta física: depósito, los sensores y el módulo publicando. ¿Le parece que con eso queda</w:t>
       </w:r>
     </w:p>
     <w:p>
@@ -220,7 +256,7 @@
           <w:b w:val="0"/>
           <w:sz w:val="22"/>
         </w:rPr>
-        <w:t>queda cerrada, o preferiría otro nombre en el objetivo general y en el apartado 1.2?»</w:t>
+        <w:t>cerrada, o preferiría otro nombre en el objetivo general y en el apartado 1.2?»</w:t>
       </w:r>
     </w:p>
     <w:p>
@@ -302,6 +338,36 @@
       </w:r>
     </w:p>
     <w:p>
+      <w:pPr>
+        <w:pStyle w:val="ListBullet"/>
+      </w:pPr>
+      <w:r>
+        <w:rPr>
+          <w:b w:val="0"/>
+          <w:sz w:val="22"/>
+        </w:rPr>
+        <w:t>[ ] 1.5 «Le traigo las once recomendaciones del T3 con lo que hicimos en cada una.</w:t>
+      </w:r>
+    </w:p>
+    <w:p>
+      <w:r>
+        <w:rPr>
+          <w:b w:val="0"/>
+          <w:sz w:val="22"/>
+        </w:rPr>
+        <w:t>¿Queda alguna sin tratar, o alguna que haya entendido al revés?»</w:t>
+      </w:r>
+    </w:p>
+    <w:p>
+      <w:r>
+        <w:rPr>
+          <w:b w:val="0"/>
+          <w:sz w:val="22"/>
+        </w:rPr>
+        <w:t>Anoté:</w:t>
+      </w:r>
+    </w:p>
+    <w:p>
       <w:r>
         <w:rPr>
           <w:b w:val="0"/>
@@ -316,7 +382,7 @@
         <w:pStyle w:val="Heading1"/>
       </w:pPr>
       <w:r>
-        <w:t>Bloque 2 · El pH y el alcance del sistema</w:t>
+        <w:t>Bloque 2 · El pH y la maqueta</w:t>
       </w:r>
     </w:p>
     <w:p>
@@ -463,7 +529,7 @@
         <w:pStyle w:val="Heading1"/>
       </w:pPr>
       <w:r>
-        <w:t>Bloque 3 · Los próximos entregables</w:t>
+        <w:t>Bloque 3 · El alcance del E3</w:t>
       </w:r>
     </w:p>
     <w:p>
@@ -475,7 +541,7 @@
           <w:b w:val="0"/>
           <w:sz w:val="22"/>
         </w:rPr>
-        <w:t>[ ] 3.1 «Entendí que para el E3 van los roles con autorización en cada ruta, la batería de</w:t>
+        <w:t>[ ] 3.1 «Entendí que para el E3 van los roles con autorización en cada ruta, la batería</w:t>
       </w:r>
     </w:p>
     <w:p>
@@ -484,7 +550,7 @@
           <w:b w:val="0"/>
           <w:sz w:val="22"/>
         </w:rPr>
-        <w:t>pruebas con evidencia del apartado 2.8 y los Capítulos 1 y 2 completos. ¿Es correcto, o hay algo</w:t>
+        <w:t>de pruebas con su evidencia en el apartado 2.8, y los capítulos 1 y 2. ¿Es correcto, o hay algo</w:t>
       </w:r>
     </w:p>
     <w:p>
@@ -514,7 +580,34 @@
           <w:b w:val="0"/>
           <w:sz w:val="22"/>
         </w:rPr>
-        <w:t>[ ] 3.2 «¿Para qué fecha se entrega el E3, y qué espera del E4?»</w:t>
+        <w:t>[ ] 3.2 «El ingreso lo resuelve Firebase Authentication: la contraseña nunca pasa por</w:t>
+      </w:r>
+    </w:p>
+    <w:p>
+      <w:r>
+        <w:rPr>
+          <w:b w:val="0"/>
+          <w:sz w:val="22"/>
+        </w:rPr>
+        <w:t>nuestro servicio y se guarda con hash del lado del proveedor; nosotros validamos el token en</w:t>
+      </w:r>
+    </w:p>
+    <w:p>
+      <w:r>
+        <w:rPr>
+          <w:b w:val="0"/>
+          <w:sz w:val="22"/>
+        </w:rPr>
+        <w:t>cada petición, y el token vence. ¿Le sirve así como cumplimiento del requisito, o quiere que</w:t>
+      </w:r>
+    </w:p>
+    <w:p>
+      <w:r>
+        <w:rPr>
+          <w:b w:val="0"/>
+          <w:sz w:val="22"/>
+        </w:rPr>
+        <w:t>mostremos el hash en un almacenamiento propio?»</w:t>
       </w:r>
     </w:p>
     <w:p>
@@ -535,7 +628,7 @@
           <w:b w:val="0"/>
           <w:sz w:val="22"/>
         </w:rPr>
-        <w:t>[ ] 3.3 «Para la defensa del 13 de octubre: ¿qué quiere ver en el guion y de cuánto tiempo</w:t>
+        <w:t>[ ] 3.3 «En el servicio quedó el punto de acceso DELETE /api/v1/lecturas/{id}, que</w:t>
       </w:r>
     </w:p>
     <w:p>
@@ -544,7 +637,214 @@
           <w:b w:val="0"/>
           <w:sz w:val="22"/>
         </w:rPr>
-        <w:t>disponemos?»</w:t>
+        <w:t>permite borrar una lectura. Lo quitamos de la tabla de requisitos. ¿Prefiere que lo eliminemos</w:t>
+      </w:r>
+    </w:p>
+    <w:p>
+      <w:r>
+        <w:rPr>
+          <w:b w:val="0"/>
+          <w:sz w:val="22"/>
+        </w:rPr>
+        <w:t>del servicio, o que lo convirtamos en una anulación con motivo, que conserva el registro y</w:t>
+      </w:r>
+    </w:p>
+    <w:p>
+      <w:r>
+        <w:rPr>
+          <w:b w:val="0"/>
+          <w:sz w:val="22"/>
+        </w:rPr>
+        <w:t>guarda quién lo anuló y por qué?»</w:t>
+      </w:r>
+    </w:p>
+    <w:p>
+      <w:r>
+        <w:rPr>
+          <w:b w:val="0"/>
+          <w:sz w:val="22"/>
+        </w:rPr>
+        <w:t>Anoté:</w:t>
+      </w:r>
+    </w:p>
+    <w:p>
+      <w:pPr>
+        <w:pStyle w:val="ListBullet"/>
+      </w:pPr>
+      <w:r>
+        <w:rPr>
+          <w:b w:val="0"/>
+          <w:sz w:val="22"/>
+        </w:rPr>
+        <w:t>[ ] 3.4 «Para el 2.8, ¿la tabla de casos con el resultado alcanza, o quiere el informe de</w:t>
+      </w:r>
+    </w:p>
+    <w:p>
+      <w:r>
+        <w:rPr>
+          <w:b w:val="0"/>
+          <w:sz w:val="22"/>
+        </w:rPr>
+        <w:t>las pruebas automáticas como anexo dentro del documento? Hoy van 199 pruebas, 106 del</w:t>
+      </w:r>
+    </w:p>
+    <w:p>
+      <w:r>
+        <w:rPr>
+          <w:b w:val="0"/>
+          <w:sz w:val="22"/>
+        </w:rPr>
+        <w:t>servicio y 93 de la aplicación, y el informe puede quedar versionado en el repositorio.»</w:t>
+      </w:r>
+    </w:p>
+    <w:p>
+      <w:r>
+        <w:rPr>
+          <w:b w:val="0"/>
+          <w:sz w:val="22"/>
+        </w:rPr>
+        <w:t>Anoté:</w:t>
+      </w:r>
+    </w:p>
+    <w:p>
+      <w:pPr>
+        <w:pStyle w:val="ListBullet"/>
+      </w:pPr>
+      <w:r>
+        <w:rPr>
+          <w:b w:val="0"/>
+          <w:sz w:val="22"/>
+        </w:rPr>
+        <w:t>[ ] 3.5 «El 2.7 de seguridad: ¿espera el detalle de cada control —token que vence, roles</w:t>
+      </w:r>
+    </w:p>
+    <w:p>
+      <w:r>
+        <w:rPr>
+          <w:b w:val="0"/>
+          <w:sz w:val="22"/>
+        </w:rPr>
+        <w:t>por operación, doble validación, CORS, sin secretos en el repositorio— o prefiere un resumen con</w:t>
+      </w:r>
+    </w:p>
+    <w:p>
+      <w:r>
+        <w:rPr>
+          <w:b w:val="0"/>
+          <w:sz w:val="22"/>
+        </w:rPr>
+        <w:t>la referencia a la evidencia?»</w:t>
+      </w:r>
+    </w:p>
+    <w:p>
+      <w:r>
+        <w:rPr>
+          <w:b w:val="0"/>
+          <w:sz w:val="22"/>
+        </w:rPr>
+        <w:t>Anoté:</w:t>
+      </w:r>
+    </w:p>
+    <w:p>
+      <w:pPr>
+        <w:pStyle w:val="ListBullet"/>
+      </w:pPr>
+      <w:r>
+        <w:rPr>
+          <w:b w:val="0"/>
+          <w:sz w:val="22"/>
+        </w:rPr>
+        <w:t>[ ] 3.6 «¿El Capítulo 1 tiene que estar completo para el E3, o alcanza con el borrador de</w:t>
+      </w:r>
+    </w:p>
+    <w:p>
+      <w:r>
+        <w:rPr>
+          <w:b w:val="0"/>
+          <w:sz w:val="22"/>
+        </w:rPr>
+        <w:t>los apartados 2.1 a 2.8?»</w:t>
+      </w:r>
+    </w:p>
+    <w:p>
+      <w:r>
+        <w:rPr>
+          <w:b w:val="0"/>
+          <w:sz w:val="22"/>
+        </w:rPr>
+        <w:t>Anoté:</w:t>
+      </w:r>
+    </w:p>
+    <w:p>
+      <w:pPr>
+        <w:pStyle w:val="ListBullet"/>
+      </w:pPr>
+      <w:r>
+        <w:rPr>
+          <w:b w:val="0"/>
+          <w:sz w:val="22"/>
+        </w:rPr>
+        <w:t>[ ] 3.7 «¿Alcanza con la aplicación web publicada, o quiere que el E3 incluya también el</w:t>
+      </w:r>
+    </w:p>
+    <w:p>
+      <w:r>
+        <w:rPr>
+          <w:b w:val="0"/>
+          <w:sz w:val="22"/>
+        </w:rPr>
+        <w:t>APK de Android instalado y probado en el teléfono?»</w:t>
+      </w:r>
+    </w:p>
+    <w:p>
+      <w:r>
+        <w:rPr>
+          <w:b w:val="0"/>
+          <w:sz w:val="22"/>
+        </w:rPr>
+        <w:t>Anoté:</w:t>
+      </w:r>
+    </w:p>
+    <w:p>
+      <w:pPr>
+        <w:pStyle w:val="ListBullet"/>
+      </w:pPr>
+      <w:r>
+        <w:rPr>
+          <w:b w:val="0"/>
+          <w:sz w:val="22"/>
+        </w:rPr>
+        <w:t>[ ] 3.8 «¿Qué espera del E4 y para cuándo?»</w:t>
+      </w:r>
+    </w:p>
+    <w:p>
+      <w:r>
+        <w:rPr>
+          <w:b w:val="0"/>
+          <w:sz w:val="22"/>
+        </w:rPr>
+        <w:t>Anoté:</w:t>
+      </w:r>
+    </w:p>
+    <w:p>
+      <w:pPr>
+        <w:pStyle w:val="ListBullet"/>
+      </w:pPr>
+      <w:r>
+        <w:rPr>
+          <w:b w:val="0"/>
+          <w:sz w:val="22"/>
+        </w:rPr>
+        <w:t>[ ] 3.9 «Para la defensa del 13 de octubre: ¿qué quiere ver en el guion, y de cuánto</w:t>
+      </w:r>
+    </w:p>
+    <w:p>
+      <w:r>
+        <w:rPr>
+          <w:b w:val="0"/>
+          <w:sz w:val="22"/>
+        </w:rPr>
+        <w:t>tiempo disponemos?»</w:t>
       </w:r>
     </w:p>
     <w:p>

--- a/docs/21_PREGUNTAS_PARA_LA_TUTORIA.docx
+++ b/docs/21_PREGUNTAS_PARA_LA_TUTORIA.docx
@@ -179,6 +179,51 @@
           <w:sz w:val="22"/>
         </w:rPr>
         <w:t>&gt; cuestionario Q3 vence el mismo día sin tolerancia.</w:t>
+      </w:r>
+    </w:p>
+    <w:p>
+      <w:r>
+        <w:rPr>
+          <w:b w:val="0"/>
+          <w:sz w:val="22"/>
+        </w:rPr>
+        <w:t>&gt;</w:t>
+      </w:r>
+    </w:p>
+    <w:p>
+      <w:r>
+        <w:rPr>
+          <w:b w:val="0"/>
+          <w:sz w:val="22"/>
+        </w:rPr>
+        <w:t>&gt; Tampoco el patrón del TDS: ya no hace falta preguntar por el patrón de 800 ppm. Se consiguió el</w:t>
+      </w:r>
+    </w:p>
+    <w:p>
+      <w:r>
+        <w:rPr>
+          <w:b w:val="0"/>
+          <w:sz w:val="22"/>
+        </w:rPr>
+        <w:t>&gt; de Hanna HI7031L de 1413 µS/cm, que con el factor de conversión que usa el firmware</w:t>
+      </w:r>
+    </w:p>
+    <w:p>
+      <w:r>
+        <w:rPr>
+          <w:b w:val="0"/>
+          <w:sz w:val="22"/>
+        </w:rPr>
+        <w:t>&gt; (TDS = EC × 500) equivale a 706,5 ppm, es decir los 707 ppm que cita la bibliografía. El</w:t>
+      </w:r>
+    </w:p>
+    <w:p>
+      <w:r>
+        <w:rPr>
+          <w:b w:val="0"/>
+          <w:sz w:val="22"/>
+        </w:rPr>
+        <w:t>&gt; número del documento y el patrón quedan coincidiendo.</w:t>
       </w:r>
     </w:p>
     <w:p>
@@ -463,37 +508,7 @@
           <w:b w:val="0"/>
           <w:sz w:val="22"/>
         </w:rPr>
-        <w:t>[ ] 2.3 «Para calibrar el TDS conseguimos un patrón de 800 ppm en lugar del 707 ppm que</w:t>
-      </w:r>
-    </w:p>
-    <w:p>
-      <w:r>
-        <w:rPr>
-          <w:b w:val="0"/>
-          <w:sz w:val="22"/>
-        </w:rPr>
-        <w:t>cita la bibliografía. ¿Es aceptable si queda documentado con qué patrón se calibró?»</w:t>
-      </w:r>
-    </w:p>
-    <w:p>
-      <w:r>
-        <w:rPr>
-          <w:b w:val="0"/>
-          <w:sz w:val="22"/>
-        </w:rPr>
-        <w:t>Anoté:</w:t>
-      </w:r>
-    </w:p>
-    <w:p>
-      <w:pPr>
-        <w:pStyle w:val="ListBullet"/>
-      </w:pPr>
-      <w:r>
-        <w:rPr>
-          <w:b w:val="0"/>
-          <w:sz w:val="22"/>
-        </w:rPr>
-        <w:t>[ ] 2.4 «¿Qué alcance espera para la maqueta: basta con el montaje midiendo, o quiere que</w:t>
+        <w:t>[ ] 2.3 «¿Qué alcance espera para la maqueta: basta con el montaje midiendo, o quiere que</w:t>
       </w:r>
     </w:p>
     <w:p>

--- a/docs/21_PREGUNTAS_PARA_LA_TUTORIA.docx
+++ b/docs/21_PREGUNTAS_PARA_LA_TUTORIA.docx
@@ -1256,6 +1256,114 @@
         <w:t>Firma de conformidad del tutor sobre los acuerdos: ______________________________</w:t>
       </w:r>
     </w:p>
+    <w:p>
+      <w:r>
+        <w:rPr>
+          <w:b w:val="0"/>
+          <w:color w:val="555555"/>
+          <w:sz w:val="18"/>
+        </w:rPr>
+        <w:t>____________________________________________________________</w:t>
+      </w:r>
+    </w:p>
+    <w:p>
+      <w:pPr>
+        <w:pStyle w:val="Heading1"/>
+      </w:pPr>
+      <w:r>
+        <w:t>Después de la sesión (martes 29, 21:30)</w:t>
+      </w:r>
+    </w:p>
+    <w:p>
+      <w:r>
+        <w:rPr>
+          <w:b w:val="0"/>
+          <w:sz w:val="22"/>
+        </w:rPr>
+        <w:t>La tutoría fue corta: alcanzó para mostrar el sistema y para unas pocas consultas. El docente</w:t>
+      </w:r>
+    </w:p>
+    <w:p>
+      <w:r>
+        <w:rPr>
+          <w:b w:val="0"/>
+          <w:sz w:val="22"/>
+        </w:rPr>
+        <w:t>dijo que el trabajo está bien y no planteó dudas nuevas. La única pregunta que hizo fue:</w:t>
+      </w:r>
+    </w:p>
+    <w:p>
+      <w:r>
+        <w:rPr>
+          <w:b w:val="0"/>
+          <w:sz w:val="22"/>
+        </w:rPr>
+        <w:t>&gt; «¿Cómo está conectado el módulo ESP32 con Firestore?» → *A través del servicio: el módulo</w:t>
+      </w:r>
+    </w:p>
+    <w:p>
+      <w:r>
+        <w:rPr>
+          <w:b w:val="0"/>
+          <w:sz w:val="22"/>
+        </w:rPr>
+        <w:t>&gt; publica por HTTPS con su clave de dispositivo, el servicio valida y escribe en la base, y nadie</w:t>
+      </w:r>
+    </w:p>
+    <w:p>
+      <w:r>
+        <w:rPr>
+          <w:b w:val="0"/>
+          <w:sz w:val="22"/>
+        </w:rPr>
+        <w:t>&gt; toca Firestore directamente.*</w:t>
+      </w:r>
+    </w:p>
+    <w:p>
+      <w:r>
+        <w:rPr>
+          <w:b w:val="0"/>
+          <w:sz w:val="22"/>
+        </w:rPr>
+        <w:t>Quedaron sin responder las cuatro del primer bloque: A-11, A-12, A-4 y el número de detecciones</w:t>
+      </w:r>
+    </w:p>
+    <w:p>
+      <w:r>
+        <w:rPr>
+          <w:b w:val="0"/>
+          <w:sz w:val="22"/>
+        </w:rPr>
+        <w:t>tardías. Como la próxima tutoría puede volver a quedarse corta, se pasan por escrito, en un solo</w:t>
+      </w:r>
+    </w:p>
+    <w:p>
+      <w:r>
+        <w:rPr>
+          <w:b w:val="0"/>
+          <w:sz w:val="22"/>
+        </w:rPr>
+        <w:t>mensaje, y se agrega la pregunta por el día y hora de la próxima sesión.</w:t>
+      </w:r>
+    </w:p>
+    <w:p>
+      <w:r>
+        <w:rPr>
+          <w:b w:val="0"/>
+          <w:sz w:val="22"/>
+        </w:rPr>
+        <w:t>Antes de eso, conviene revisar el documento devuelto del T3: si A-11 y A-12 quedaron como</w:t>
+      </w:r>
+    </w:p>
+    <w:p>
+      <w:r>
+        <w:rPr>
+          <w:b w:val="0"/>
+          <w:sz w:val="22"/>
+        </w:rPr>
+        <w:t>comentarios dentro del archivo, están ahí y no hay que esperar respuesta.</w:t>
+      </w:r>
+    </w:p>
     <w:sectPr>
       <w:pgSz w:w="12240" w:h="15840"/>
       <w:pgMar w:top="1440" w:right="1800" w:bottom="1440" w:left="1800" w:header="720" w:footer="720" w:gutter="0"/>
